--- a/plantilla_informe.docx
+++ b/plantilla_informe.docx
@@ -67,23 +67,13 @@
         </w:rPr>
         <w:t xml:space="preserve"> </w:t>
       </w:r>
-      <w:proofErr w:type="gramStart"/>
       <w:r>
         <w:rPr>
           <w:b/>
           <w:sz w:val="24"/>
           <w:szCs w:val="24"/>
         </w:rPr>
-        <w:t>{{ solicitante</w:t>
-      </w:r>
-      <w:proofErr w:type="gramEnd"/>
-      <w:r>
-        <w:rPr>
-          <w:b/>
-          <w:sz w:val="24"/>
-          <w:szCs w:val="24"/>
-        </w:rPr>
-        <w:t xml:space="preserve"> }}</w:t>
+        <w:t>{{ solicitante }}</w:t>
       </w:r>
     </w:p>
     <w:p>
@@ -100,7 +90,6 @@
         </w:rPr>
         <w:t xml:space="preserve">Muestra: </w:t>
       </w:r>
-      <w:proofErr w:type="gramStart"/>
       <w:r>
         <w:rPr>
           <w:sz w:val="24"/>
@@ -114,23 +103,7 @@
           <w:sz w:val="24"/>
           <w:szCs w:val="24"/>
         </w:rPr>
-        <w:t>muestra</w:t>
-      </w:r>
-      <w:proofErr w:type="gramEnd"/>
-      <w:r>
-        <w:rPr>
-          <w:sz w:val="24"/>
-          <w:szCs w:val="24"/>
-        </w:rPr>
-        <w:t>_</w:t>
-      </w:r>
-      <w:proofErr w:type="gramStart"/>
-      <w:r>
-        <w:rPr>
-          <w:sz w:val="24"/>
-          <w:szCs w:val="24"/>
-        </w:rPr>
-        <w:t>id</w:t>
+        <w:t>muestra_id</w:t>
       </w:r>
       <w:proofErr w:type="spellEnd"/>
       <w:r>
@@ -138,15 +111,7 @@
           <w:sz w:val="24"/>
           <w:szCs w:val="24"/>
         </w:rPr>
-        <w:t xml:space="preserve"> }</w:t>
-      </w:r>
-      <w:proofErr w:type="gramEnd"/>
-      <w:r>
-        <w:rPr>
-          <w:sz w:val="24"/>
-          <w:szCs w:val="24"/>
-        </w:rPr>
-        <w:t>}</w:t>
+        <w:t xml:space="preserve"> }}</w:t>
       </w:r>
     </w:p>
     <w:p>
@@ -319,50 +284,42 @@
             <w:tcW w:w="3007" w:type="dxa"/>
           </w:tcPr>
           <w:p>
+            <w:r>
+              <w:t xml:space="preserve">{{ </w:t>
+            </w:r>
+            <w:proofErr w:type="spellStart"/>
+            <w:r>
+              <w:t>item.parametro</w:t>
+            </w:r>
+            <w:proofErr w:type="spellEnd"/>
+            <w:r>
+              <w:t xml:space="preserve"> }} [{{ </w:t>
+            </w:r>
+            <w:proofErr w:type="spellStart"/>
+            <w:r>
+              <w:t>item.unidad</w:t>
+            </w:r>
+            <w:proofErr w:type="spellEnd"/>
+            <w:r>
+              <w:t xml:space="preserve"> }}]</w:t>
+            </w:r>
+          </w:p>
+          <w:p>
             <w:pPr>
               <w:rPr>
                 <w:lang w:val="en-US"/>
               </w:rPr>
             </w:pPr>
-            <w:proofErr w:type="gramStart"/>
-            <w:r>
-              <w:t xml:space="preserve">{{ </w:t>
+            <w:r>
+              <w:t xml:space="preserve">{% </w:t>
             </w:r>
             <w:proofErr w:type="spellStart"/>
             <w:r>
-              <w:t>item</w:t>
-            </w:r>
-            <w:proofErr w:type="gramEnd"/>
-            <w:r>
-              <w:t>.</w:t>
-            </w:r>
-            <w:proofErr w:type="gramStart"/>
-            <w:r>
-              <w:t>parametro</w:t>
+              <w:t>endfor</w:t>
             </w:r>
             <w:proofErr w:type="spellEnd"/>
             <w:r>
-              <w:t xml:space="preserve"> }</w:t>
-            </w:r>
-            <w:proofErr w:type="gramEnd"/>
-            <w:r>
-              <w:t>} [</w:t>
-            </w:r>
-            <w:proofErr w:type="gramStart"/>
-            <w:r>
-              <w:t xml:space="preserve">{{ </w:t>
-            </w:r>
-            <w:proofErr w:type="spellStart"/>
-            <w:r>
-              <w:t>item</w:t>
-            </w:r>
-            <w:proofErr w:type="gramEnd"/>
-            <w:r>
-              <w:t>.unidad</w:t>
-            </w:r>
-            <w:proofErr w:type="spellEnd"/>
-            <w:r>
-              <w:t xml:space="preserve"> }}]</w:t>
+              <w:t xml:space="preserve"> %}</w:t>
             </w:r>
           </w:p>
         </w:tc>
@@ -378,7 +335,6 @@
                 <w:szCs w:val="24"/>
               </w:rPr>
             </w:pPr>
-            <w:proofErr w:type="gramStart"/>
             <w:r>
               <w:rPr>
                 <w:rFonts w:cstheme="minorHAnsi"/>
@@ -394,16 +350,7 @@
                 <w:sz w:val="24"/>
                 <w:szCs w:val="24"/>
               </w:rPr>
-              <w:t>item</w:t>
-            </w:r>
-            <w:proofErr w:type="gramEnd"/>
-            <w:r>
-              <w:rPr>
-                <w:rFonts w:cstheme="minorHAnsi"/>
-                <w:sz w:val="24"/>
-                <w:szCs w:val="24"/>
-              </w:rPr>
-              <w:t>.valor</w:t>
+              <w:t>item.valor</w:t>
             </w:r>
             <w:proofErr w:type="spellEnd"/>
             <w:r>
@@ -417,157 +364,7 @@
           </w:p>
         </w:tc>
       </w:tr>
-      <w:tr>
-        <w:trPr>
-          <w:jc w:val="center"/>
-        </w:trPr>
-        <w:tc>
-          <w:tcPr>
-            <w:tcW w:w="3007" w:type="dxa"/>
-          </w:tcPr>
-          <w:p>
-            <w:pPr>
-              <w:rPr>
-                <w:lang w:val="en-US"/>
-              </w:rPr>
-            </w:pPr>
-            <w:r>
-              <w:t>{% endfor %}</w:t>
-            </w:r>
-          </w:p>
-        </w:tc>
-        <w:tc>
-          <w:tcPr>
-            <w:tcW w:w="2940" w:type="dxa"/>
-          </w:tcPr>
-          <w:p>
-            <w:pPr>
-              <w:rPr>
-                <w:rFonts w:cstheme="minorHAnsi"/>
-                <w:sz w:val="24"/>
-                <w:szCs w:val="24"/>
-              </w:rPr>
-            </w:pPr>
-          </w:p>
-        </w:tc>
-      </w:tr>
     </w:tbl>
-    <w:p>
-      <w:pPr>
-        <w:rPr>
-          <w:noProof/>
-          <w:sz w:val="24"/>
-          <w:szCs w:val="24"/>
-          <w:lang w:val="es-AR" w:eastAsia="es-AR"/>
-        </w:rPr>
-      </w:pPr>
-      <w:r>
-        <w:rPr>
-          <w:noProof/>
-          <w:sz w:val="24"/>
-          <w:szCs w:val="24"/>
-          <w:lang w:val="es-AR" w:eastAsia="es-AR"/>
-        </w:rPr>
-        <w:t xml:space="preserve"> </w:t>
-      </w:r>
-    </w:p>
-    <w:p>
-      <w:pPr>
-        <w:rPr>
-          <w:noProof/>
-          <w:sz w:val="24"/>
-          <w:szCs w:val="24"/>
-          <w:lang w:val="es-AR" w:eastAsia="es-AR"/>
-        </w:rPr>
-      </w:pPr>
-    </w:p>
-    <w:p>
-      <w:pPr>
-        <w:jc w:val="center"/>
-        <w:rPr>
-          <w:noProof/>
-          <w:sz w:val="24"/>
-          <w:szCs w:val="24"/>
-          <w:lang w:val="es-AR" w:eastAsia="es-AR"/>
-        </w:rPr>
-      </w:pPr>
-    </w:p>
-    <w:p>
-      <w:pPr>
-        <w:jc w:val="center"/>
-        <w:rPr>
-          <w:noProof/>
-          <w:sz w:val="24"/>
-          <w:szCs w:val="24"/>
-          <w:lang w:val="es-AR" w:eastAsia="es-AR"/>
-        </w:rPr>
-      </w:pPr>
-    </w:p>
-    <w:p>
-      <w:pPr>
-        <w:jc w:val="center"/>
-        <w:rPr>
-          <w:noProof/>
-          <w:sz w:val="24"/>
-          <w:szCs w:val="24"/>
-          <w:lang w:val="es-AR" w:eastAsia="es-AR"/>
-        </w:rPr>
-      </w:pPr>
-    </w:p>
-    <w:p>
-      <w:pPr>
-        <w:jc w:val="center"/>
-        <w:rPr>
-          <w:noProof/>
-          <w:sz w:val="24"/>
-          <w:szCs w:val="24"/>
-          <w:lang w:val="es-AR" w:eastAsia="es-AR"/>
-        </w:rPr>
-      </w:pPr>
-    </w:p>
-    <w:p>
-      <w:pPr>
-        <w:jc w:val="center"/>
-        <w:rPr>
-          <w:noProof/>
-          <w:sz w:val="24"/>
-          <w:szCs w:val="24"/>
-          <w:lang w:val="es-AR" w:eastAsia="es-AR"/>
-        </w:rPr>
-      </w:pPr>
-    </w:p>
-    <w:p>
-      <w:pPr>
-        <w:jc w:val="center"/>
-        <w:rPr>
-          <w:noProof/>
-          <w:sz w:val="24"/>
-          <w:szCs w:val="24"/>
-          <w:lang w:val="es-AR" w:eastAsia="es-AR"/>
-        </w:rPr>
-      </w:pPr>
-    </w:p>
-    <w:p>
-      <w:pPr>
-        <w:jc w:val="center"/>
-        <w:rPr>
-          <w:noProof/>
-          <w:sz w:val="24"/>
-          <w:szCs w:val="24"/>
-          <w:lang w:val="es-AR" w:eastAsia="es-AR"/>
-        </w:rPr>
-      </w:pPr>
-    </w:p>
-    <w:p>
-      <w:pPr>
-        <w:rPr>
-          <w:noProof/>
-          <w:sz w:val="24"/>
-          <w:szCs w:val="24"/>
-          <w:lang w:val="es-AR" w:eastAsia="es-AR"/>
-        </w:rPr>
-      </w:pPr>
-    </w:p>
     <w:p>
       <w:pPr>
         <w:rPr>
@@ -1376,6 +1173,7 @@
   <w:style w:type="character" w:default="1" w:styleId="Fuentedeprrafopredeter">
     <w:name w:val="Default Paragraph Font"/>
     <w:uiPriority w:val="1"/>
+    <w:semiHidden/>
     <w:unhideWhenUsed/>
   </w:style>
   <w:style w:type="table" w:default="1" w:styleId="Tablanormal">

--- a/plantilla_informe.docx
+++ b/plantilla_informe.docx
@@ -258,6 +258,40 @@
               </w:rPr>
               <w:t xml:space="preserve"> </w:t>
             </w:r>
+            <w:r>
+              <w:rPr>
+                <w:lang w:val="en-US"/>
+              </w:rPr>
+              <w:t xml:space="preserve">{{ </w:t>
+            </w:r>
+            <w:proofErr w:type="spellStart"/>
+            <w:r>
+              <w:rPr>
+                <w:lang w:val="en-US"/>
+              </w:rPr>
+              <w:t>item.parametro</w:t>
+            </w:r>
+            <w:proofErr w:type="spellEnd"/>
+            <w:r>
+              <w:rPr>
+                <w:lang w:val="en-US"/>
+              </w:rPr>
+              <w:t xml:space="preserve"> }} [{{ </w:t>
+            </w:r>
+            <w:proofErr w:type="spellStart"/>
+            <w:r>
+              <w:rPr>
+                <w:lang w:val="en-US"/>
+              </w:rPr>
+              <w:t>item.unidad</w:t>
+            </w:r>
+            <w:proofErr w:type="spellEnd"/>
+            <w:r>
+              <w:rPr>
+                <w:lang w:val="en-US"/>
+              </w:rPr>
+              <w:t xml:space="preserve"> }}]</w:t>
+            </w:r>
           </w:p>
         </w:tc>
         <w:tc>
@@ -270,8 +304,35 @@
                 <w:rFonts w:cstheme="minorHAnsi"/>
                 <w:sz w:val="24"/>
                 <w:szCs w:val="24"/>
+                <w:lang w:val="en-US"/>
               </w:rPr>
             </w:pPr>
+            <w:r>
+              <w:rPr>
+                <w:rFonts w:cstheme="minorHAnsi"/>
+                <w:sz w:val="24"/>
+                <w:szCs w:val="24"/>
+              </w:rPr>
+              <w:t xml:space="preserve">{{ </w:t>
+            </w:r>
+            <w:proofErr w:type="spellStart"/>
+            <w:r>
+              <w:rPr>
+                <w:rFonts w:cstheme="minorHAnsi"/>
+                <w:sz w:val="24"/>
+                <w:szCs w:val="24"/>
+              </w:rPr>
+              <w:t>item.valor</w:t>
+            </w:r>
+            <w:proofErr w:type="spellEnd"/>
+            <w:r>
+              <w:rPr>
+                <w:rFonts w:cstheme="minorHAnsi"/>
+                <w:sz w:val="24"/>
+                <w:szCs w:val="24"/>
+              </w:rPr>
+              <w:t xml:space="preserve"> }}</w:t>
+            </w:r>
           </w:p>
         </w:tc>
       </w:tr>
@@ -284,27 +345,6 @@
             <w:tcW w:w="3007" w:type="dxa"/>
           </w:tcPr>
           <w:p>
-            <w:r>
-              <w:t xml:space="preserve">{{ </w:t>
-            </w:r>
-            <w:proofErr w:type="spellStart"/>
-            <w:r>
-              <w:t>item.parametro</w:t>
-            </w:r>
-            <w:proofErr w:type="spellEnd"/>
-            <w:r>
-              <w:t xml:space="preserve"> }} [{{ </w:t>
-            </w:r>
-            <w:proofErr w:type="spellStart"/>
-            <w:r>
-              <w:t>item.unidad</w:t>
-            </w:r>
-            <w:proofErr w:type="spellEnd"/>
-            <w:r>
-              <w:t xml:space="preserve"> }}]</w:t>
-            </w:r>
-          </w:p>
-          <w:p>
             <w:pPr>
               <w:rPr>
                 <w:lang w:val="en-US"/>
@@ -335,32 +375,6 @@
                 <w:szCs w:val="24"/>
               </w:rPr>
             </w:pPr>
-            <w:r>
-              <w:rPr>
-                <w:rFonts w:cstheme="minorHAnsi"/>
-                <w:sz w:val="24"/>
-                <w:szCs w:val="24"/>
-              </w:rPr>
-              <w:t xml:space="preserve">{{ </w:t>
-            </w:r>
-            <w:proofErr w:type="spellStart"/>
-            <w:r>
-              <w:rPr>
-                <w:rFonts w:cstheme="minorHAnsi"/>
-                <w:sz w:val="24"/>
-                <w:szCs w:val="24"/>
-              </w:rPr>
-              <w:t>item.valor</w:t>
-            </w:r>
-            <w:proofErr w:type="spellEnd"/>
-            <w:r>
-              <w:rPr>
-                <w:rFonts w:cstheme="minorHAnsi"/>
-                <w:sz w:val="24"/>
-                <w:szCs w:val="24"/>
-              </w:rPr>
-              <w:t xml:space="preserve"> }}</w:t>
-            </w:r>
           </w:p>
         </w:tc>
       </w:tr>
